--- a/app/App tasks - Adam Azizi.docx
+++ b/app/App tasks - Adam Azizi.docx
@@ -1105,7 +1105,7 @@
           </w:tcPr>
           <w:p>
             <w:r>
-              <w:t xml:space="preserve">7</w:t>
+              <w:t xml:space="preserve">6-7</w:t>
             </w:r>
           </w:p>
         </w:tc>
@@ -1127,7 +1127,7 @@
           </w:tcPr>
           <w:p>
             <w:r>
-              <w:t xml:space="preserve">Test everything together with Mehdi and Angel.</w:t>
+              <w:t xml:space="preserve">Step 8: personal warnings and "Your normal" box.</w:t>
             </w:r>
           </w:p>
         </w:tc>
@@ -1149,7 +1149,7 @@
           </w:tcPr>
           <w:p>
             <w:r>
-              <w:t xml:space="preserve">The full demo works</w:t>
+              <w:t xml:space="preserve">A Pi alert appears on the page</w:t>
             </w:r>
           </w:p>
         </w:tc>
@@ -1176,6 +1176,77 @@
           </w:tcPr>
           <w:p>
             <w:r>
+              <w:t xml:space="preserve">7</w:t>
+            </w:r>
+          </w:p>
+        </w:tc>
+        <w:tc>
+          <w:tcPr>
+            <w:tcW w:type="dxa" w:w="5640"/>
+            <w:tcBorders>
+              <w:top w:val="single" w:color="999999" w:sz="4"/>
+              <w:left w:val="single" w:color="999999" w:sz="4"/>
+              <w:bottom w:val="single" w:color="999999" w:sz="4"/>
+              <w:right w:val="single" w:color="999999" w:sz="4"/>
+            </w:tcBorders>
+            <w:tcMar>
+              <w:top w:type="dxa" w:w="40"/>
+              <w:left w:type="dxa" w:w="100"/>
+              <w:bottom w:type="dxa" w:w="40"/>
+              <w:right w:type="dxa" w:w="100"/>
+            </w:tcMar>
+          </w:tcPr>
+          <w:p>
+            <w:r>
+              <w:t xml:space="preserve">Test everything together with Mehdi and Angel.</w:t>
+            </w:r>
+          </w:p>
+        </w:tc>
+        <w:tc>
+          <w:tcPr>
+            <w:tcW w:type="dxa" w:w="3100"/>
+            <w:tcBorders>
+              <w:top w:val="single" w:color="999999" w:sz="4"/>
+              <w:left w:val="single" w:color="999999" w:sz="4"/>
+              <w:bottom w:val="single" w:color="999999" w:sz="4"/>
+              <w:right w:val="single" w:color="999999" w:sz="4"/>
+            </w:tcBorders>
+            <w:tcMar>
+              <w:top w:type="dxa" w:w="40"/>
+              <w:left w:type="dxa" w:w="100"/>
+              <w:bottom w:type="dxa" w:w="40"/>
+              <w:right w:type="dxa" w:w="100"/>
+            </w:tcMar>
+          </w:tcPr>
+          <w:p>
+            <w:r>
+              <w:t xml:space="preserve">The full demo works</w:t>
+            </w:r>
+          </w:p>
+        </w:tc>
+      </w:tr>
+      <w:tr>
+        <w:trPr>
+          <w:tblHeader w:val="false"/>
+        </w:trPr>
+        <w:tc>
+          <w:tcPr>
+            <w:tcW w:type="dxa" w:w="900"/>
+            <w:tcBorders>
+              <w:top w:val="single" w:color="999999" w:sz="4"/>
+              <w:left w:val="single" w:color="999999" w:sz="4"/>
+              <w:bottom w:val="single" w:color="999999" w:sz="4"/>
+              <w:right w:val="single" w:color="999999" w:sz="4"/>
+            </w:tcBorders>
+            <w:tcMar>
+              <w:top w:type="dxa" w:w="40"/>
+              <w:left w:type="dxa" w:w="100"/>
+              <w:bottom w:type="dxa" w:w="40"/>
+              <w:right w:type="dxa" w:w="100"/>
+            </w:tcMar>
+          </w:tcPr>
+          <w:p>
+            <w:r>
               <w:t xml:space="preserve">8-9</w:t>
             </w:r>
           </w:p>
@@ -1244,7 +1315,7 @@
         <w:spacing w:after="140" w:line="276"/>
       </w:pPr>
       <w:r>
-        <w:t xml:space="preserve">The Arduino sends two kinds of messages. Think of a </w:t>
+        <w:t xml:space="preserve">There are three kinds of messages: the Arduino sends the first two, and the Pi sends the third. Think of a </w:t>
       </w:r>
       <w:r>
         <w:rPr>
@@ -1442,6 +1513,71 @@
           </w:p>
         </w:tc>
       </w:tr>
+      <w:tr>
+        <w:trPr>
+          <w:tblHeader w:val="false"/>
+        </w:trPr>
+        <w:tc>
+          <w:tcPr>
+            <w:tcW w:type="dxa" w:w="2300"/>
+            <w:tcBorders>
+              <w:top w:val="single" w:color="999999" w:sz="4"/>
+              <w:left w:val="single" w:color="999999" w:sz="4"/>
+              <w:bottom w:val="single" w:color="999999" w:sz="4"/>
+              <w:right w:val="single" w:color="999999" w:sz="4"/>
+            </w:tcBorders>
+            <w:tcMar>
+              <w:top w:type="dxa" w:w="40"/>
+              <w:left w:type="dxa" w:w="100"/>
+              <w:bottom w:type="dxa" w:w="40"/>
+              <w:right w:type="dxa" w:w="100"/>
+            </w:tcMar>
+          </w:tcPr>
+          <w:p>
+            <w:r>
+              <w:rPr>
+                <w:rFonts w:ascii="Consolas" w:cs="Consolas" w:eastAsia="Consolas" w:hAnsi="Consolas"/>
+                <w:color w:val="8A1C1C"/>
+                <w:sz w:val="20"/>
+                <w:szCs w:val="20"/>
+              </w:rPr>
+              <w:t xml:space="preserve">sdg/alerts</w:t>
+            </w:r>
+          </w:p>
+        </w:tc>
+        <w:tc>
+          <w:tcPr>
+            <w:tcW w:type="dxa" w:w="7340"/>
+            <w:tcBorders>
+              <w:top w:val="single" w:color="999999" w:sz="4"/>
+              <w:left w:val="single" w:color="999999" w:sz="4"/>
+              <w:bottom w:val="single" w:color="999999" w:sz="4"/>
+              <w:right w:val="single" w:color="999999" w:sz="4"/>
+            </w:tcBorders>
+            <w:tcMar>
+              <w:top w:type="dxa" w:w="40"/>
+              <w:left w:type="dxa" w:w="100"/>
+              <w:bottom w:type="dxa" w:w="40"/>
+              <w:right w:type="dxa" w:w="100"/>
+            </w:tcMar>
+          </w:tcPr>
+          <w:p>
+            <w:r>
+              <w:t xml:space="preserve">Sent by the </w:t>
+            </w:r>
+            <w:r>
+              <w:rPr>
+                <w:b/>
+                <w:bCs/>
+              </w:rPr>
+              <w:t xml:space="preserve">Pi</w:t>
+            </w:r>
+            <w:r>
+              <w:t xml:space="preserve"> when a reading is above the user's personal normal (see the personal limits step).</w:t>
+            </w:r>
+          </w:p>
+        </w:tc>
+      </w:tr>
     </w:tbl>
     <w:p>
       <w:pPr>
@@ -1496,6 +1632,21 @@
     <w:p>
       <w:pPr>
         <w:shd w:fill="F2F2F2" w:color="auto" w:val="clear"/>
+        <w:spacing w:after="0" w:before="0" w:line="240"/>
+        <w:ind w:left="200"/>
+      </w:pPr>
+      <w:r>
+        <w:rPr>
+          <w:rFonts w:ascii="Consolas" w:cs="Consolas" w:eastAsia="Consolas" w:hAnsi="Consolas"/>
+          <w:sz w:val="18"/>
+          <w:szCs w:val="18"/>
+        </w:rPr>
+        <w:t xml:space="preserve">sdg/session    {"event": "stop", "duration_s": 2710}</w:t>
+      </w:r>
+    </w:p>
+    <w:p>
+      <w:pPr>
+        <w:shd w:fill="F2F2F2" w:color="auto" w:val="clear"/>
         <w:spacing w:after="160" w:before="0" w:line="240"/>
         <w:ind w:left="200"/>
       </w:pPr>
@@ -1505,7 +1656,7 @@
           <w:sz w:val="18"/>
           <w:szCs w:val="18"/>
         </w:rPr>
-        <w:t xml:space="preserve">sdg/session    {"event": "stop", "duration_s": 2710}</w:t>
+        <w:t xml:space="preserve">sdg/alerts     {"type": "sitting", "msg": "You have been sitting for 48 min. Your normal is 47 min. Time for a break!"}</w:t>
       </w:r>
     </w:p>
     <w:p>
@@ -1605,7 +1756,7 @@
         <w:t xml:space="preserve">bpm</w:t>
       </w:r>
       <w:r>
-        <w:t xml:space="preserve">: heart rate. It is 0 when no ECG check is running.</w:t>
+        <w:t xml:space="preserve">: heart rate from the last ECG check. It is sent for 1 minute after the check, otherwise 0.</w:t>
       </w:r>
     </w:p>
     <w:p>
@@ -1624,6 +1775,64 @@
           <w:sz w:val="20"/>
           <w:szCs w:val="20"/>
         </w:rPr>
+        <w:t xml:space="preserve">type</w:t>
+      </w:r>
+      <w:r>
+        <w:t xml:space="preserve"> and </w:t>
+      </w:r>
+      <w:r>
+        <w:rPr>
+          <w:rFonts w:ascii="Consolas" w:cs="Consolas" w:eastAsia="Consolas" w:hAnsi="Consolas"/>
+          <w:color w:val="8A1C1C"/>
+          <w:sz w:val="20"/>
+          <w:szCs w:val="20"/>
+        </w:rPr>
+        <w:t xml:space="preserve">msg</w:t>
+      </w:r>
+      <w:r>
+        <w:t xml:space="preserve"> (alerts only): the kind of warning (</w:t>
+      </w:r>
+      <w:r>
+        <w:rPr>
+          <w:rFonts w:ascii="Consolas" w:cs="Consolas" w:eastAsia="Consolas" w:hAnsi="Consolas"/>
+          <w:color w:val="8A1C1C"/>
+          <w:sz w:val="20"/>
+          <w:szCs w:val="20"/>
+        </w:rPr>
+        <w:t xml:space="preserve">sitting</w:t>
+      </w:r>
+      <w:r>
+        <w:t xml:space="preserve"> or </w:t>
+      </w:r>
+      <w:r>
+        <w:rPr>
+          <w:rFonts w:ascii="Consolas" w:cs="Consolas" w:eastAsia="Consolas" w:hAnsi="Consolas"/>
+          <w:color w:val="8A1C1C"/>
+          <w:sz w:val="20"/>
+          <w:szCs w:val="20"/>
+        </w:rPr>
+        <w:t xml:space="preserve">heart</w:t>
+      </w:r>
+      <w:r>
+        <w:t xml:space="preserve">) and the text to show the user</w:t>
+      </w:r>
+    </w:p>
+    <w:p>
+      <w:pPr>
+        <w:pStyle w:val="ListParagraph"/>
+        <w:numPr>
+          <w:ilvl w:val="0"/>
+          <w:numId w:val="2"/>
+        </w:numPr>
+        <w:spacing w:after="60" w:line="276"/>
+      </w:pPr>
+      <w:r>
+        <w:rPr>
+          <w:rFonts w:ascii="Consolas" w:cs="Consolas" w:eastAsia="Consolas" w:hAnsi="Consolas"/>
+          <w:color w:val="8A1C1C"/>
+          <w:sz w:val="20"/>
+          <w:szCs w:val="20"/>
+        </w:rPr>
         <w:t xml:space="preserve">duration_s</w:t>
       </w:r>
       <w:r>
@@ -1635,7 +1844,7 @@
         <w:spacing w:after="140" w:line="276"/>
       </w:pPr>
       <w:r>
-        <w:t xml:space="preserve">Mehdi's Arduino sends exactly this format, so please don't change it without telling the team.</w:t>
+        <w:t xml:space="preserve">Mehdi's Arduino and Angel's Pi send exactly this format, so please don't change it without telling the team.</w:t>
       </w:r>
     </w:p>
     <w:p>
@@ -3987,7 +4196,794 @@
         <w:pStyle w:val="Heading1"/>
       </w:pPr>
       <w:r>
-        <w:t xml:space="preserve">10  Optional extras (only if there is time)</w:t>
+        <w:t xml:space="preserve">10  Step 8: Personal warnings from the Pi</w:t>
+      </w:r>
+    </w:p>
+    <w:p>
+      <w:pPr>
+        <w:spacing w:after="140" w:line="276"/>
+      </w:pPr>
+      <w:r>
+        <w:t xml:space="preserve">Angel's Pi learns what is </w:t>
+      </w:r>
+      <w:r>
+        <w:rPr>
+          <w:b/>
+          <w:bCs/>
+        </w:rPr>
+        <w:t xml:space="preserve">normal</w:t>
+      </w:r>
+      <w:r>
+        <w:t xml:space="preserve"> for the user (their average + 15%) and checks every reading in real time. When a reading is above their normal, the Pi sends a message on </w:t>
+      </w:r>
+      <w:r>
+        <w:rPr>
+          <w:rFonts w:ascii="Consolas" w:cs="Consolas" w:eastAsia="Consolas" w:hAnsi="Consolas"/>
+          <w:color w:val="8A1C1C"/>
+          <w:sz w:val="20"/>
+          <w:szCs w:val="20"/>
+        </w:rPr>
+        <w:t xml:space="preserve">sdg/alerts</w:t>
+      </w:r>
+      <w:r>
+        <w:t xml:space="preserve">, and the desk's LCD and buzzer react at the same moment. Your page should show it too, together with a box that says what the user's normal is.</w:t>
+      </w:r>
+    </w:p>
+    <w:p>
+      <w:pPr>
+        <w:pStyle w:val="Heading2"/>
+      </w:pPr>
+      <w:r>
+        <w:t xml:space="preserve">8a. Listen to the alerts too</w:t>
+      </w:r>
+    </w:p>
+    <w:p>
+      <w:pPr>
+        <w:spacing w:after="140" w:line="276"/>
+      </w:pPr>
+      <w:r>
+        <w:t xml:space="preserve">Replace the Step 5 code (the real live data) with this version. It listens to </w:t>
+      </w:r>
+      <w:r>
+        <w:rPr>
+          <w:b/>
+          <w:bCs/>
+        </w:rPr>
+        <w:t xml:space="preserve">two</w:t>
+      </w:r>
+      <w:r>
+        <w:t xml:space="preserve"> topics and checks which one each message came from:</w:t>
+      </w:r>
+    </w:p>
+    <w:p>
+      <w:pPr>
+        <w:shd w:fill="F2F2F2" w:color="auto" w:val="clear"/>
+        <w:spacing w:after="0" w:before="60" w:line="240"/>
+        <w:ind w:left="200"/>
+      </w:pPr>
+      <w:r>
+        <w:rPr>
+          <w:rFonts w:ascii="Consolas" w:cs="Consolas" w:eastAsia="Consolas" w:hAnsi="Consolas"/>
+          <w:sz w:val="18"/>
+          <w:szCs w:val="18"/>
+        </w:rPr>
+        <w:t xml:space="preserve">  const [piAlert, setPiAlert] = useState("");     // last warning from the Pi</w:t>
+      </w:r>
+    </w:p>
+    <w:p>
+      <w:pPr>
+        <w:shd w:fill="F2F2F2" w:color="auto" w:val="clear"/>
+        <w:spacing w:after="0" w:before="0" w:line="240"/>
+        <w:ind w:left="200"/>
+      </w:pPr>
+      <w:r>
+        <w:rPr>
+          <w:rFonts w:ascii="Consolas" w:cs="Consolas" w:eastAsia="Consolas" w:hAnsi="Consolas"/>
+          <w:sz w:val="18"/>
+          <w:szCs w:val="18"/>
+        </w:rPr>
+        <w:t xml:space="preserve"> </w:t>
+      </w:r>
+    </w:p>
+    <w:p>
+      <w:pPr>
+        <w:shd w:fill="F2F2F2" w:color="auto" w:val="clear"/>
+        <w:spacing w:after="0" w:before="0" w:line="240"/>
+        <w:ind w:left="200"/>
+      </w:pPr>
+      <w:r>
+        <w:rPr>
+          <w:rFonts w:ascii="Consolas" w:cs="Consolas" w:eastAsia="Consolas" w:hAnsi="Consolas"/>
+          <w:sz w:val="18"/>
+          <w:szCs w:val="18"/>
+        </w:rPr>
+        <w:t xml:space="preserve">  useEffect(() =&gt; {</w:t>
+      </w:r>
+    </w:p>
+    <w:p>
+      <w:pPr>
+        <w:shd w:fill="F2F2F2" w:color="auto" w:val="clear"/>
+        <w:spacing w:after="0" w:before="0" w:line="240"/>
+        <w:ind w:left="200"/>
+      </w:pPr>
+      <w:r>
+        <w:rPr>
+          <w:rFonts w:ascii="Consolas" w:cs="Consolas" w:eastAsia="Consolas" w:hAnsi="Consolas"/>
+          <w:sz w:val="18"/>
+          <w:szCs w:val="18"/>
+        </w:rPr>
+        <w:t xml:space="preserve">    const client = mqtt.connect("ws://sdg-pi.local:9001");</w:t>
+      </w:r>
+    </w:p>
+    <w:p>
+      <w:pPr>
+        <w:shd w:fill="F2F2F2" w:color="auto" w:val="clear"/>
+        <w:spacing w:after="0" w:before="0" w:line="240"/>
+        <w:ind w:left="200"/>
+      </w:pPr>
+      <w:r>
+        <w:rPr>
+          <w:rFonts w:ascii="Consolas" w:cs="Consolas" w:eastAsia="Consolas" w:hAnsi="Consolas"/>
+          <w:sz w:val="18"/>
+          <w:szCs w:val="18"/>
+        </w:rPr>
+        <w:t xml:space="preserve">    client.on("connect", () =&gt; {</w:t>
+      </w:r>
+    </w:p>
+    <w:p>
+      <w:pPr>
+        <w:shd w:fill="F2F2F2" w:color="auto" w:val="clear"/>
+        <w:spacing w:after="0" w:before="0" w:line="240"/>
+        <w:ind w:left="200"/>
+      </w:pPr>
+      <w:r>
+        <w:rPr>
+          <w:rFonts w:ascii="Consolas" w:cs="Consolas" w:eastAsia="Consolas" w:hAnsi="Consolas"/>
+          <w:sz w:val="18"/>
+          <w:szCs w:val="18"/>
+        </w:rPr>
+        <w:t xml:space="preserve">      client.subscribe("sdg/readings");</w:t>
+      </w:r>
+    </w:p>
+    <w:p>
+      <w:pPr>
+        <w:shd w:fill="F2F2F2" w:color="auto" w:val="clear"/>
+        <w:spacing w:after="0" w:before="0" w:line="240"/>
+        <w:ind w:left="200"/>
+      </w:pPr>
+      <w:r>
+        <w:rPr>
+          <w:rFonts w:ascii="Consolas" w:cs="Consolas" w:eastAsia="Consolas" w:hAnsi="Consolas"/>
+          <w:sz w:val="18"/>
+          <w:szCs w:val="18"/>
+        </w:rPr>
+        <w:t xml:space="preserve">      client.subscribe("sdg/alerts");</w:t>
+      </w:r>
+    </w:p>
+    <w:p>
+      <w:pPr>
+        <w:shd w:fill="F2F2F2" w:color="auto" w:val="clear"/>
+        <w:spacing w:after="0" w:before="0" w:line="240"/>
+        <w:ind w:left="200"/>
+      </w:pPr>
+      <w:r>
+        <w:rPr>
+          <w:rFonts w:ascii="Consolas" w:cs="Consolas" w:eastAsia="Consolas" w:hAnsi="Consolas"/>
+          <w:sz w:val="18"/>
+          <w:szCs w:val="18"/>
+        </w:rPr>
+        <w:t xml:space="preserve">    });</w:t>
+      </w:r>
+    </w:p>
+    <w:p>
+      <w:pPr>
+        <w:shd w:fill="F2F2F2" w:color="auto" w:val="clear"/>
+        <w:spacing w:after="0" w:before="0" w:line="240"/>
+        <w:ind w:left="200"/>
+      </w:pPr>
+      <w:r>
+        <w:rPr>
+          <w:rFonts w:ascii="Consolas" w:cs="Consolas" w:eastAsia="Consolas" w:hAnsi="Consolas"/>
+          <w:sz w:val="18"/>
+          <w:szCs w:val="18"/>
+        </w:rPr>
+        <w:t xml:space="preserve">    client.on("message", (topic, message) =&gt; {</w:t>
+      </w:r>
+    </w:p>
+    <w:p>
+      <w:pPr>
+        <w:shd w:fill="F2F2F2" w:color="auto" w:val="clear"/>
+        <w:spacing w:after="0" w:before="0" w:line="240"/>
+        <w:ind w:left="200"/>
+      </w:pPr>
+      <w:r>
+        <w:rPr>
+          <w:rFonts w:ascii="Consolas" w:cs="Consolas" w:eastAsia="Consolas" w:hAnsi="Consolas"/>
+          <w:sz w:val="18"/>
+          <w:szCs w:val="18"/>
+        </w:rPr>
+        <w:t xml:space="preserve">      const msg = JSON.parse(message.toString());</w:t>
+      </w:r>
+    </w:p>
+    <w:p>
+      <w:pPr>
+        <w:shd w:fill="F2F2F2" w:color="auto" w:val="clear"/>
+        <w:spacing w:after="0" w:before="0" w:line="240"/>
+        <w:ind w:left="200"/>
+      </w:pPr>
+      <w:r>
+        <w:rPr>
+          <w:rFonts w:ascii="Consolas" w:cs="Consolas" w:eastAsia="Consolas" w:hAnsi="Consolas"/>
+          <w:sz w:val="18"/>
+          <w:szCs w:val="18"/>
+        </w:rPr>
+        <w:t xml:space="preserve">      if (topic === "sdg/readings") setData(msg);              // values for the boxes</w:t>
+      </w:r>
+    </w:p>
+    <w:p>
+      <w:pPr>
+        <w:shd w:fill="F2F2F2" w:color="auto" w:val="clear"/>
+        <w:spacing w:after="0" w:before="0" w:line="240"/>
+        <w:ind w:left="200"/>
+      </w:pPr>
+      <w:r>
+        <w:rPr>
+          <w:rFonts w:ascii="Consolas" w:cs="Consolas" w:eastAsia="Consolas" w:hAnsi="Consolas"/>
+          <w:sz w:val="18"/>
+          <w:szCs w:val="18"/>
+        </w:rPr>
+        <w:t xml:space="preserve">      if (topic === "sdg/alerts") {</w:t>
+      </w:r>
+    </w:p>
+    <w:p>
+      <w:pPr>
+        <w:shd w:fill="F2F2F2" w:color="auto" w:val="clear"/>
+        <w:spacing w:after="0" w:before="0" w:line="240"/>
+        <w:ind w:left="200"/>
+      </w:pPr>
+      <w:r>
+        <w:rPr>
+          <w:rFonts w:ascii="Consolas" w:cs="Consolas" w:eastAsia="Consolas" w:hAnsi="Consolas"/>
+          <w:sz w:val="18"/>
+          <w:szCs w:val="18"/>
+        </w:rPr>
+        <w:t xml:space="preserve">        setPiAlert(msg.msg);                                    // show the Pi's text</w:t>
+      </w:r>
+    </w:p>
+    <w:p>
+      <w:pPr>
+        <w:shd w:fill="F2F2F2" w:color="auto" w:val="clear"/>
+        <w:spacing w:after="0" w:before="0" w:line="240"/>
+        <w:ind w:left="200"/>
+      </w:pPr>
+      <w:r>
+        <w:rPr>
+          <w:rFonts w:ascii="Consolas" w:cs="Consolas" w:eastAsia="Consolas" w:hAnsi="Consolas"/>
+          <w:sz w:val="18"/>
+          <w:szCs w:val="18"/>
+        </w:rPr>
+        <w:t xml:space="preserve">        setTimeout(() =&gt; setPiAlert(""), 60000);                // hide it after 1 minute</w:t>
+      </w:r>
+    </w:p>
+    <w:p>
+      <w:pPr>
+        <w:shd w:fill="F2F2F2" w:color="auto" w:val="clear"/>
+        <w:spacing w:after="0" w:before="0" w:line="240"/>
+        <w:ind w:left="200"/>
+      </w:pPr>
+      <w:r>
+        <w:rPr>
+          <w:rFonts w:ascii="Consolas" w:cs="Consolas" w:eastAsia="Consolas" w:hAnsi="Consolas"/>
+          <w:sz w:val="18"/>
+          <w:szCs w:val="18"/>
+        </w:rPr>
+        <w:t xml:space="preserve">      }</w:t>
+      </w:r>
+    </w:p>
+    <w:p>
+      <w:pPr>
+        <w:shd w:fill="F2F2F2" w:color="auto" w:val="clear"/>
+        <w:spacing w:after="0" w:before="0" w:line="240"/>
+        <w:ind w:left="200"/>
+      </w:pPr>
+      <w:r>
+        <w:rPr>
+          <w:rFonts w:ascii="Consolas" w:cs="Consolas" w:eastAsia="Consolas" w:hAnsi="Consolas"/>
+          <w:sz w:val="18"/>
+          <w:szCs w:val="18"/>
+        </w:rPr>
+        <w:t xml:space="preserve">    });</w:t>
+      </w:r>
+    </w:p>
+    <w:p>
+      <w:pPr>
+        <w:shd w:fill="F2F2F2" w:color="auto" w:val="clear"/>
+        <w:spacing w:after="0" w:before="0" w:line="240"/>
+        <w:ind w:left="200"/>
+      </w:pPr>
+      <w:r>
+        <w:rPr>
+          <w:rFonts w:ascii="Consolas" w:cs="Consolas" w:eastAsia="Consolas" w:hAnsi="Consolas"/>
+          <w:sz w:val="18"/>
+          <w:szCs w:val="18"/>
+        </w:rPr>
+        <w:t xml:space="preserve">    return () =&gt; client.end();</w:t>
+      </w:r>
+    </w:p>
+    <w:p>
+      <w:pPr>
+        <w:shd w:fill="F2F2F2" w:color="auto" w:val="clear"/>
+        <w:spacing w:after="160" w:before="0" w:line="240"/>
+        <w:ind w:left="200"/>
+      </w:pPr>
+      <w:r>
+        <w:rPr>
+          <w:rFonts w:ascii="Consolas" w:cs="Consolas" w:eastAsia="Consolas" w:hAnsi="Consolas"/>
+          <w:sz w:val="18"/>
+          <w:szCs w:val="18"/>
+        </w:rPr>
+        <w:t xml:space="preserve">  }, []);</w:t>
+      </w:r>
+    </w:p>
+    <w:p>
+      <w:pPr>
+        <w:spacing w:after="140" w:line="276"/>
+      </w:pPr>
+      <w:r>
+        <w:t xml:space="preserve">Then add </w:t>
+      </w:r>
+      <w:r>
+        <w:rPr>
+          <w:b/>
+          <w:bCs/>
+        </w:rPr>
+        <w:t xml:space="preserve">one line</w:t>
+      </w:r>
+      <w:r>
+        <w:t xml:space="preserve"> to your warnings from Step 6, so the Pi's text appears in the same red list:</w:t>
+      </w:r>
+    </w:p>
+    <w:p>
+      <w:pPr>
+        <w:shd w:fill="F2F2F2" w:color="auto" w:val="clear"/>
+        <w:spacing w:after="160" w:before="60" w:line="240"/>
+        <w:ind w:left="200"/>
+      </w:pPr>
+      <w:r>
+        <w:rPr>
+          <w:rFonts w:ascii="Consolas" w:cs="Consolas" w:eastAsia="Consolas" w:hAnsi="Consolas"/>
+          <w:sz w:val="18"/>
+          <w:szCs w:val="18"/>
+        </w:rPr>
+        <w:t xml:space="preserve">  if (piAlert) warnings.push(piAlert);</w:t>
+      </w:r>
+    </w:p>
+    <w:p>
+      <w:pPr>
+        <w:spacing w:after="140" w:line="276"/>
+      </w:pPr>
+      <w:r>
+        <w:rPr>
+          <w:b/>
+          <w:bCs/>
+        </w:rPr>
+        <w:t xml:space="preserve">Example:</w:t>
+      </w:r>
+      <w:r>
+        <w:t xml:space="preserve"> the Pi sends </w:t>
+      </w:r>
+      <w:r>
+        <w:rPr>
+          <w:rFonts w:ascii="Consolas" w:cs="Consolas" w:eastAsia="Consolas" w:hAnsi="Consolas"/>
+          <w:color w:val="8A1C1C"/>
+          <w:sz w:val="20"/>
+          <w:szCs w:val="20"/>
+        </w:rPr>
+        <w:t xml:space="preserve">{"type": "sitting", "msg": "You have been sitting for 48 min. Your normal is 47 min. Time for a break!"}</w:t>
+      </w:r>
+      <w:r>
+        <w:t xml:space="preserve">. Your page shows the </w:t>
+      </w:r>
+      <w:r>
+        <w:rPr>
+          <w:rFonts w:ascii="Consolas" w:cs="Consolas" w:eastAsia="Consolas" w:hAnsi="Consolas"/>
+          <w:color w:val="8A1C1C"/>
+          <w:sz w:val="20"/>
+          <w:szCs w:val="20"/>
+        </w:rPr>
+        <w:t xml:space="preserve">msg</w:t>
+      </w:r>
+      <w:r>
+        <w:t xml:space="preserve"> part in red at the top: "You have been sitting for 48 min. Your normal is 47 min. Time for a break!"</w:t>
+      </w:r>
+    </w:p>
+    <w:p>
+      <w:pPr>
+        <w:pStyle w:val="Heading2"/>
+      </w:pPr>
+      <w:r>
+        <w:t xml:space="preserve">8b. The "Your normal" box</w:t>
+      </w:r>
+    </w:p>
+    <w:p>
+      <w:pPr>
+        <w:spacing w:after="140" w:line="276"/>
+      </w:pPr>
+      <w:r>
+        <w:t xml:space="preserve">The Pi tells you the user's current limits at </w:t>
+      </w:r>
+      <w:r>
+        <w:rPr>
+          <w:rFonts w:ascii="Consolas" w:cs="Consolas" w:eastAsia="Consolas" w:hAnsi="Consolas"/>
+          <w:color w:val="8A1C1C"/>
+          <w:sz w:val="20"/>
+          <w:szCs w:val="20"/>
+        </w:rPr>
+        <w:t xml:space="preserve">http://sdg-pi.local:5000/normal</w:t>
+      </w:r>
+      <w:r>
+        <w:t xml:space="preserve">, for example:</w:t>
+      </w:r>
+    </w:p>
+    <w:p>
+      <w:pPr>
+        <w:shd w:fill="F2F2F2" w:color="auto" w:val="clear"/>
+        <w:spacing w:after="160" w:before="60" w:line="240"/>
+        <w:ind w:left="200"/>
+      </w:pPr>
+      <w:r>
+        <w:rPr>
+          <w:rFonts w:ascii="Consolas" w:cs="Consolas" w:eastAsia="Consolas" w:hAnsi="Consolas"/>
+          <w:sz w:val="18"/>
+          <w:szCs w:val="18"/>
+        </w:rPr>
+        <w:t xml:space="preserve">{"sit_minutes": 47, "bpm": 84, "days": 4, "learning": false}</w:t>
+      </w:r>
+    </w:p>
+    <w:p>
+      <w:pPr>
+        <w:spacing w:after="140" w:line="276"/>
+      </w:pPr>
+      <w:r>
+        <w:rPr>
+          <w:rFonts w:ascii="Consolas" w:cs="Consolas" w:eastAsia="Consolas" w:hAnsi="Consolas"/>
+          <w:color w:val="8A1C1C"/>
+          <w:sz w:val="20"/>
+          <w:szCs w:val="20"/>
+        </w:rPr>
+        <w:t xml:space="preserve">learning</w:t>
+      </w:r>
+      <w:r>
+        <w:t xml:space="preserve"> is </w:t>
+      </w:r>
+      <w:r>
+        <w:rPr>
+          <w:rFonts w:ascii="Consolas" w:cs="Consolas" w:eastAsia="Consolas" w:hAnsi="Consolas"/>
+          <w:color w:val="8A1C1C"/>
+          <w:sz w:val="20"/>
+          <w:szCs w:val="20"/>
+        </w:rPr>
+        <w:t xml:space="preserve">true</w:t>
+      </w:r>
+      <w:r>
+        <w:t xml:space="preserve"> during the first 3 days, while the Pi doesn't have enough data yet (then it uses 50 min and 100 bpm). Load it like the history:</w:t>
+      </w:r>
+    </w:p>
+    <w:p>
+      <w:pPr>
+        <w:shd w:fill="F2F2F2" w:color="auto" w:val="clear"/>
+        <w:spacing w:after="0" w:before="60" w:line="240"/>
+        <w:ind w:left="200"/>
+      </w:pPr>
+      <w:r>
+        <w:rPr>
+          <w:rFonts w:ascii="Consolas" w:cs="Consolas" w:eastAsia="Consolas" w:hAnsi="Consolas"/>
+          <w:sz w:val="18"/>
+          <w:szCs w:val="18"/>
+        </w:rPr>
+        <w:t xml:space="preserve">  const [normal, setNormal] = useState(null);</w:t>
+      </w:r>
+    </w:p>
+    <w:p>
+      <w:pPr>
+        <w:shd w:fill="F2F2F2" w:color="auto" w:val="clear"/>
+        <w:spacing w:after="0" w:before="0" w:line="240"/>
+        <w:ind w:left="200"/>
+      </w:pPr>
+      <w:r>
+        <w:rPr>
+          <w:rFonts w:ascii="Consolas" w:cs="Consolas" w:eastAsia="Consolas" w:hAnsi="Consolas"/>
+          <w:sz w:val="18"/>
+          <w:szCs w:val="18"/>
+        </w:rPr>
+        <w:t xml:space="preserve"> </w:t>
+      </w:r>
+    </w:p>
+    <w:p>
+      <w:pPr>
+        <w:shd w:fill="F2F2F2" w:color="auto" w:val="clear"/>
+        <w:spacing w:after="0" w:before="0" w:line="240"/>
+        <w:ind w:left="200"/>
+      </w:pPr>
+      <w:r>
+        <w:rPr>
+          <w:rFonts w:ascii="Consolas" w:cs="Consolas" w:eastAsia="Consolas" w:hAnsi="Consolas"/>
+          <w:sz w:val="18"/>
+          <w:szCs w:val="18"/>
+        </w:rPr>
+        <w:t xml:space="preserve">  useEffect(() =&gt; {</w:t>
+      </w:r>
+    </w:p>
+    <w:p>
+      <w:pPr>
+        <w:shd w:fill="F2F2F2" w:color="auto" w:val="clear"/>
+        <w:spacing w:after="0" w:before="0" w:line="240"/>
+        <w:ind w:left="200"/>
+      </w:pPr>
+      <w:r>
+        <w:rPr>
+          <w:rFonts w:ascii="Consolas" w:cs="Consolas" w:eastAsia="Consolas" w:hAnsi="Consolas"/>
+          <w:sz w:val="18"/>
+          <w:szCs w:val="18"/>
+        </w:rPr>
+        <w:t xml:space="preserve">    fetch("http://sdg-pi.local:5000/normal")</w:t>
+      </w:r>
+    </w:p>
+    <w:p>
+      <w:pPr>
+        <w:shd w:fill="F2F2F2" w:color="auto" w:val="clear"/>
+        <w:spacing w:after="0" w:before="0" w:line="240"/>
+        <w:ind w:left="200"/>
+      </w:pPr>
+      <w:r>
+        <w:rPr>
+          <w:rFonts w:ascii="Consolas" w:cs="Consolas" w:eastAsia="Consolas" w:hAnsi="Consolas"/>
+          <w:sz w:val="18"/>
+          <w:szCs w:val="18"/>
+        </w:rPr>
+        <w:t xml:space="preserve">      .then((response) =&gt; response.json())</w:t>
+      </w:r>
+    </w:p>
+    <w:p>
+      <w:pPr>
+        <w:shd w:fill="F2F2F2" w:color="auto" w:val="clear"/>
+        <w:spacing w:after="0" w:before="0" w:line="240"/>
+        <w:ind w:left="200"/>
+      </w:pPr>
+      <w:r>
+        <w:rPr>
+          <w:rFonts w:ascii="Consolas" w:cs="Consolas" w:eastAsia="Consolas" w:hAnsi="Consolas"/>
+          <w:sz w:val="18"/>
+          <w:szCs w:val="18"/>
+        </w:rPr>
+        <w:t xml:space="preserve">      .then((n) =&gt; setNormal(n));</w:t>
+      </w:r>
+    </w:p>
+    <w:p>
+      <w:pPr>
+        <w:shd w:fill="F2F2F2" w:color="auto" w:val="clear"/>
+        <w:spacing w:after="160" w:before="0" w:line="240"/>
+        <w:ind w:left="200"/>
+      </w:pPr>
+      <w:r>
+        <w:rPr>
+          <w:rFonts w:ascii="Consolas" w:cs="Consolas" w:eastAsia="Consolas" w:hAnsi="Consolas"/>
+          <w:sz w:val="18"/>
+          <w:szCs w:val="18"/>
+        </w:rPr>
+        <w:t xml:space="preserve">  }, []);</w:t>
+      </w:r>
+    </w:p>
+    <w:p>
+      <w:pPr>
+        <w:spacing w:after="140" w:line="276"/>
+      </w:pPr>
+      <w:r>
+        <w:t xml:space="preserve">And show it under the 4 boxes:</w:t>
+      </w:r>
+    </w:p>
+    <w:p>
+      <w:pPr>
+        <w:shd w:fill="F2F2F2" w:color="auto" w:val="clear"/>
+        <w:spacing w:after="0" w:before="60" w:line="240"/>
+        <w:ind w:left="200"/>
+      </w:pPr>
+      <w:r>
+        <w:rPr>
+          <w:rFonts w:ascii="Consolas" w:cs="Consolas" w:eastAsia="Consolas" w:hAnsi="Consolas"/>
+          <w:sz w:val="18"/>
+          <w:szCs w:val="18"/>
+        </w:rPr>
+        <w:t xml:space="preserve">      {normal &amp;&amp; (</w:t>
+      </w:r>
+    </w:p>
+    <w:p>
+      <w:pPr>
+        <w:shd w:fill="F2F2F2" w:color="auto" w:val="clear"/>
+        <w:spacing w:after="0" w:before="0" w:line="240"/>
+        <w:ind w:left="200"/>
+      </w:pPr>
+      <w:r>
+        <w:rPr>
+          <w:rFonts w:ascii="Consolas" w:cs="Consolas" w:eastAsia="Consolas" w:hAnsi="Consolas"/>
+          <w:sz w:val="18"/>
+          <w:szCs w:val="18"/>
+        </w:rPr>
+        <w:t xml:space="preserve">        &lt;div className="normal"&gt;</w:t>
+      </w:r>
+    </w:p>
+    <w:p>
+      <w:pPr>
+        <w:shd w:fill="F2F2F2" w:color="auto" w:val="clear"/>
+        <w:spacing w:after="0" w:before="0" w:line="240"/>
+        <w:ind w:left="200"/>
+      </w:pPr>
+      <w:r>
+        <w:rPr>
+          <w:rFonts w:ascii="Consolas" w:cs="Consolas" w:eastAsia="Consolas" w:hAnsi="Consolas"/>
+          <w:sz w:val="18"/>
+          <w:szCs w:val="18"/>
+        </w:rPr>
+        <w:t xml:space="preserve">          {normal.learning</w:t>
+      </w:r>
+    </w:p>
+    <w:p>
+      <w:pPr>
+        <w:shd w:fill="F2F2F2" w:color="auto" w:val="clear"/>
+        <w:spacing w:after="0" w:before="0" w:line="240"/>
+        <w:ind w:left="200"/>
+      </w:pPr>
+      <w:r>
+        <w:rPr>
+          <w:rFonts w:ascii="Consolas" w:cs="Consolas" w:eastAsia="Consolas" w:hAnsi="Consolas"/>
+          <w:sz w:val="18"/>
+          <w:szCs w:val="18"/>
+        </w:rPr>
+        <w:t xml:space="preserve">            ? "Learning your normal... (" + normal.days + " of 3 days)"</w:t>
+      </w:r>
+    </w:p>
+    <w:p>
+      <w:pPr>
+        <w:shd w:fill="F2F2F2" w:color="auto" w:val="clear"/>
+        <w:spacing w:after="0" w:before="0" w:line="240"/>
+        <w:ind w:left="200"/>
+      </w:pPr>
+      <w:r>
+        <w:rPr>
+          <w:rFonts w:ascii="Consolas" w:cs="Consolas" w:eastAsia="Consolas" w:hAnsi="Consolas"/>
+          <w:sz w:val="18"/>
+          <w:szCs w:val="18"/>
+        </w:rPr>
+        <w:t xml:space="preserve">            : "Your normal: up to " + normal.sit_minutes + " min sitting, " + normal.bpm + " bpm"}</w:t>
+      </w:r>
+    </w:p>
+    <w:p>
+      <w:pPr>
+        <w:shd w:fill="F2F2F2" w:color="auto" w:val="clear"/>
+        <w:spacing w:after="0" w:before="0" w:line="240"/>
+        <w:ind w:left="200"/>
+      </w:pPr>
+      <w:r>
+        <w:rPr>
+          <w:rFonts w:ascii="Consolas" w:cs="Consolas" w:eastAsia="Consolas" w:hAnsi="Consolas"/>
+          <w:sz w:val="18"/>
+          <w:szCs w:val="18"/>
+        </w:rPr>
+        <w:t xml:space="preserve">        &lt;/div&gt;</w:t>
+      </w:r>
+    </w:p>
+    <w:p>
+      <w:pPr>
+        <w:shd w:fill="F2F2F2" w:color="auto" w:val="clear"/>
+        <w:spacing w:after="160" w:before="0" w:line="240"/>
+        <w:ind w:left="200"/>
+      </w:pPr>
+      <w:r>
+        <w:rPr>
+          <w:rFonts w:ascii="Consolas" w:cs="Consolas" w:eastAsia="Consolas" w:hAnsi="Consolas"/>
+          <w:sz w:val="18"/>
+          <w:szCs w:val="18"/>
+        </w:rPr>
+        <w:t xml:space="preserve">      )}</w:t>
+      </w:r>
+    </w:p>
+    <w:p>
+      <w:pPr>
+        <w:spacing w:after="140" w:line="276"/>
+      </w:pPr>
+      <w:r>
+        <w:rPr>
+          <w:rFonts w:ascii="Consolas" w:cs="Consolas" w:eastAsia="Consolas" w:hAnsi="Consolas"/>
+          <w:color w:val="8A1C1C"/>
+          <w:sz w:val="20"/>
+          <w:szCs w:val="20"/>
+        </w:rPr>
+        <w:t xml:space="preserve">normal &amp;&amp; (...)</w:t>
+      </w:r>
+      <w:r>
+        <w:t xml:space="preserve"> means "only show this when the data has arrived". The </w:t>
+      </w:r>
+      <w:r>
+        <w:rPr>
+          <w:rFonts w:ascii="Consolas" w:cs="Consolas" w:eastAsia="Consolas" w:hAnsi="Consolas"/>
+          <w:color w:val="8A1C1C"/>
+          <w:sz w:val="20"/>
+          <w:szCs w:val="20"/>
+        </w:rPr>
+        <w:t xml:space="preserve">? :</w:t>
+      </w:r>
+      <w:r>
+        <w:t xml:space="preserve"> picks one of two texts: if </w:t>
+      </w:r>
+      <w:r>
+        <w:rPr>
+          <w:rFonts w:ascii="Consolas" w:cs="Consolas" w:eastAsia="Consolas" w:hAnsi="Consolas"/>
+          <w:color w:val="8A1C1C"/>
+          <w:sz w:val="20"/>
+          <w:szCs w:val="20"/>
+        </w:rPr>
+        <w:t xml:space="preserve">learning</w:t>
+      </w:r>
+      <w:r>
+        <w:t xml:space="preserve"> is true, the first one, otherwise the second.</w:t>
+      </w:r>
+    </w:p>
+    <w:p>
+      <w:pPr>
+        <w:spacing w:after="140" w:line="276"/>
+      </w:pPr>
+      <w:r>
+        <w:t xml:space="preserve">Add a style for it in </w:t>
+      </w:r>
+      <w:r>
+        <w:rPr>
+          <w:rFonts w:ascii="Consolas" w:cs="Consolas" w:eastAsia="Consolas" w:hAnsi="Consolas"/>
+          <w:color w:val="8A1C1C"/>
+          <w:sz w:val="20"/>
+          <w:szCs w:val="20"/>
+        </w:rPr>
+        <w:t xml:space="preserve">App.css</w:t>
+      </w:r>
+      <w:r>
+        <w:t xml:space="preserve">:</w:t>
+      </w:r>
+    </w:p>
+    <w:p>
+      <w:pPr>
+        <w:shd w:fill="F2F2F2" w:color="auto" w:val="clear"/>
+        <w:spacing w:after="160" w:before="60" w:line="240"/>
+        <w:ind w:left="200"/>
+      </w:pPr>
+      <w:r>
+        <w:rPr>
+          <w:rFonts w:ascii="Consolas" w:cs="Consolas" w:eastAsia="Consolas" w:hAnsi="Consolas"/>
+          <w:sz w:val="18"/>
+          <w:szCs w:val="18"/>
+        </w:rPr>
+        <w:t xml:space="preserve">.normal { margin-top: 16px; background: #e8f1fa; padding: 12px; border-radius: 8px; }</w:t>
+      </w:r>
+    </w:p>
+    <w:p>
+      <w:pPr>
+        <w:spacing w:after="140" w:line="276"/>
+      </w:pPr>
+      <w:r>
+        <w:rPr>
+          <w:b/>
+          <w:bCs/>
+        </w:rPr>
+        <w:t xml:space="preserve">Test:</w:t>
+      </w:r>
+      <w:r>
+        <w:t xml:space="preserve"> ask Angel to load his demo data and send his fake reading (his Step 6). The box shows "Your normal: up to 47 min sitting, 84 bpm", and the two warnings appear in red at the top of your page.</w:t>
+      </w:r>
+    </w:p>
+    <w:p>
+      <w:pPr>
+        <w:pStyle w:val="Heading1"/>
+      </w:pPr>
+      <w:r>
+        <w:t xml:space="preserve">11  Optional extras (only if there is time)</w:t>
       </w:r>
     </w:p>
     <w:p>
@@ -4047,7 +5043,7 @@
         <w:pStyle w:val="Heading1"/>
       </w:pPr>
       <w:r>
-        <w:t xml:space="preserve">11  Checklist</w:t>
+        <w:t xml:space="preserve">12  Checklist</w:t>
       </w:r>
     </w:p>
     <w:tbl>
@@ -4328,6 +5324,51 @@
           <w:p>
             <w:r>
               <w:t xml:space="preserve">The history list shows sessions from the Pi</w:t>
+            </w:r>
+          </w:p>
+        </w:tc>
+        <w:tc>
+          <w:tcPr>
+            <w:tcW w:type="dxa" w:w="2000"/>
+            <w:tcBorders>
+              <w:top w:val="single" w:color="999999" w:sz="4"/>
+              <w:left w:val="single" w:color="999999" w:sz="4"/>
+              <w:bottom w:val="single" w:color="999999" w:sz="4"/>
+              <w:right w:val="single" w:color="999999" w:sz="4"/>
+            </w:tcBorders>
+            <w:tcMar>
+              <w:top w:type="dxa" w:w="40"/>
+              <w:left w:type="dxa" w:w="100"/>
+              <w:bottom w:type="dxa" w:w="40"/>
+              <w:right w:type="dxa" w:w="100"/>
+            </w:tcMar>
+          </w:tcPr>
+          <w:p/>
+        </w:tc>
+      </w:tr>
+      <w:tr>
+        <w:trPr>
+          <w:tblHeader w:val="false"/>
+        </w:trPr>
+        <w:tc>
+          <w:tcPr>
+            <w:tcW w:type="dxa" w:w="7640"/>
+            <w:tcBorders>
+              <w:top w:val="single" w:color="999999" w:sz="4"/>
+              <w:left w:val="single" w:color="999999" w:sz="4"/>
+              <w:bottom w:val="single" w:color="999999" w:sz="4"/>
+              <w:right w:val="single" w:color="999999" w:sz="4"/>
+            </w:tcBorders>
+            <w:tcMar>
+              <w:top w:type="dxa" w:w="40"/>
+              <w:left w:type="dxa" w:w="100"/>
+              <w:bottom w:type="dxa" w:w="40"/>
+              <w:right w:type="dxa" w:w="100"/>
+            </w:tcMar>
+          </w:tcPr>
+          <w:p>
+            <w:r>
+              <w:t xml:space="preserve">Pi alerts appear in red and the 'Your normal' box shows the limits</w:t>
             </w:r>
           </w:p>
         </w:tc>
